--- a/Science Books/QED Course/Lesson 52 Momentum Conservation.docx
+++ b/Science Books/QED Course/Lesson 52 Momentum Conservation.docx
@@ -408,14 +408,304 @@
     </w:p>
     <w:p>
       <w:pPr>
-        <w:spacing w:before="100" w:after="160"/>
+        <w:spacing w:before="100" w:after="40"/>
         <w:jc w:val="center"/>
       </w:pPr>
       <m:oMathPara>
         <m:oMath>
           <m:r>
-            <m:t xml:space="preserve">s = (p₁+p₂)² = (p₃+p₄)² , qquad t = (p₁−p₃)² = (p₂−p₄)² , qquad u = (p₁−p₄)² = (p₂−p₃)²</m:t>
+            <m:t xml:space="preserve">s</m:t>
           </m:r>
+          <m:r>
+            <m:t xml:space="preserve">=</m:t>
+          </m:r>
+          <m:sSup>
+            <m:e>
+              <m:d>
+                <m:dPr/>
+                <m:e>
+                  <m:sSub>
+                    <m:e>
+                      <m:r>
+                        <m:t xml:space="preserve">p</m:t>
+                      </m:r>
+                    </m:e>
+                    <m:sub>
+                      <m:r>
+                        <m:t xml:space="preserve">1</m:t>
+                      </m:r>
+                    </m:sub>
+                  </m:sSub>
+                  <m:r>
+                    <m:t xml:space="preserve">+</m:t>
+                  </m:r>
+                  <m:sSub>
+                    <m:e>
+                      <m:r>
+                        <m:t xml:space="preserve">p</m:t>
+                      </m:r>
+                    </m:e>
+                    <m:sub>
+                      <m:r>
+                        <m:t xml:space="preserve">2</m:t>
+                      </m:r>
+                    </m:sub>
+                  </m:sSub>
+                </m:e>
+              </m:d>
+            </m:e>
+            <m:sup>
+              <m:r>
+                <m:t xml:space="preserve">2</m:t>
+              </m:r>
+            </m:sup>
+          </m:sSup>
+          <m:r>
+            <m:t xml:space="preserve">=</m:t>
+          </m:r>
+          <m:sSup>
+            <m:e>
+              <m:d>
+                <m:dPr/>
+                <m:e>
+                  <m:sSub>
+                    <m:e>
+                      <m:r>
+                        <m:t xml:space="preserve">p</m:t>
+                      </m:r>
+                    </m:e>
+                    <m:sub>
+                      <m:r>
+                        <m:t xml:space="preserve">3</m:t>
+                      </m:r>
+                    </m:sub>
+                  </m:sSub>
+                  <m:r>
+                    <m:t xml:space="preserve">+</m:t>
+                  </m:r>
+                  <m:sSub>
+                    <m:e>
+                      <m:r>
+                        <m:t xml:space="preserve">p</m:t>
+                      </m:r>
+                    </m:e>
+                    <m:sub>
+                      <m:r>
+                        <m:t xml:space="preserve">4</m:t>
+                      </m:r>
+                    </m:sub>
+                  </m:sSub>
+                </m:e>
+              </m:d>
+            </m:e>
+            <m:sup>
+              <m:r>
+                <m:t xml:space="preserve">2</m:t>
+              </m:r>
+            </m:sup>
+          </m:sSup>
+        </m:oMath>
+      </m:oMathPara>
+    </w:p>
+    <w:p>
+      <w:pPr>
+        <w:spacing w:before="40" w:after="40"/>
+        <w:jc w:val="center"/>
+      </w:pPr>
+      <m:oMathPara>
+        <m:oMath>
+          <m:r>
+            <m:t xml:space="preserve">t</m:t>
+          </m:r>
+          <m:r>
+            <m:t xml:space="preserve">=</m:t>
+          </m:r>
+          <m:sSup>
+            <m:e>
+              <m:d>
+                <m:dPr/>
+                <m:e>
+                  <m:sSub>
+                    <m:e>
+                      <m:r>
+                        <m:t xml:space="preserve">p</m:t>
+                      </m:r>
+                    </m:e>
+                    <m:sub>
+                      <m:r>
+                        <m:t xml:space="preserve">1</m:t>
+                      </m:r>
+                    </m:sub>
+                  </m:sSub>
+                  <m:r>
+                    <m:t xml:space="preserve">−</m:t>
+                  </m:r>
+                  <m:sSub>
+                    <m:e>
+                      <m:r>
+                        <m:t xml:space="preserve">p</m:t>
+                      </m:r>
+                    </m:e>
+                    <m:sub>
+                      <m:r>
+                        <m:t xml:space="preserve">3</m:t>
+                      </m:r>
+                    </m:sub>
+                  </m:sSub>
+                </m:e>
+              </m:d>
+            </m:e>
+            <m:sup>
+              <m:r>
+                <m:t xml:space="preserve">2</m:t>
+              </m:r>
+            </m:sup>
+          </m:sSup>
+          <m:r>
+            <m:t xml:space="preserve">=</m:t>
+          </m:r>
+          <m:sSup>
+            <m:e>
+              <m:d>
+                <m:dPr/>
+                <m:e>
+                  <m:sSub>
+                    <m:e>
+                      <m:r>
+                        <m:t xml:space="preserve">p</m:t>
+                      </m:r>
+                    </m:e>
+                    <m:sub>
+                      <m:r>
+                        <m:t xml:space="preserve">2</m:t>
+                      </m:r>
+                    </m:sub>
+                  </m:sSub>
+                  <m:r>
+                    <m:t xml:space="preserve">−</m:t>
+                  </m:r>
+                  <m:sSub>
+                    <m:e>
+                      <m:r>
+                        <m:t xml:space="preserve">p</m:t>
+                      </m:r>
+                    </m:e>
+                    <m:sub>
+                      <m:r>
+                        <m:t xml:space="preserve">4</m:t>
+                      </m:r>
+                    </m:sub>
+                  </m:sSub>
+                </m:e>
+              </m:d>
+            </m:e>
+            <m:sup>
+              <m:r>
+                <m:t xml:space="preserve">2</m:t>
+              </m:r>
+            </m:sup>
+          </m:sSup>
+        </m:oMath>
+      </m:oMathPara>
+    </w:p>
+    <w:p>
+      <w:pPr>
+        <w:spacing w:before="40" w:after="160"/>
+        <w:jc w:val="center"/>
+      </w:pPr>
+      <m:oMathPara>
+        <m:oMath>
+          <m:r>
+            <m:t xml:space="preserve">u</m:t>
+          </m:r>
+          <m:r>
+            <m:t xml:space="preserve">=</m:t>
+          </m:r>
+          <m:sSup>
+            <m:e>
+              <m:d>
+                <m:dPr/>
+                <m:e>
+                  <m:sSub>
+                    <m:e>
+                      <m:r>
+                        <m:t xml:space="preserve">p</m:t>
+                      </m:r>
+                    </m:e>
+                    <m:sub>
+                      <m:r>
+                        <m:t xml:space="preserve">1</m:t>
+                      </m:r>
+                    </m:sub>
+                  </m:sSub>
+                  <m:r>
+                    <m:t xml:space="preserve">−</m:t>
+                  </m:r>
+                  <m:sSub>
+                    <m:e>
+                      <m:r>
+                        <m:t xml:space="preserve">p</m:t>
+                      </m:r>
+                    </m:e>
+                    <m:sub>
+                      <m:r>
+                        <m:t xml:space="preserve">4</m:t>
+                      </m:r>
+                    </m:sub>
+                  </m:sSub>
+                </m:e>
+              </m:d>
+            </m:e>
+            <m:sup>
+              <m:r>
+                <m:t xml:space="preserve">2</m:t>
+              </m:r>
+            </m:sup>
+          </m:sSup>
+          <m:r>
+            <m:t xml:space="preserve">=</m:t>
+          </m:r>
+          <m:sSup>
+            <m:e>
+              <m:d>
+                <m:dPr/>
+                <m:e>
+                  <m:sSub>
+                    <m:e>
+                      <m:r>
+                        <m:t xml:space="preserve">p</m:t>
+                      </m:r>
+                    </m:e>
+                    <m:sub>
+                      <m:r>
+                        <m:t xml:space="preserve">2</m:t>
+                      </m:r>
+                    </m:sub>
+                  </m:sSub>
+                  <m:r>
+                    <m:t xml:space="preserve">−</m:t>
+                  </m:r>
+                  <m:sSub>
+                    <m:e>
+                      <m:r>
+                        <m:t xml:space="preserve">p</m:t>
+                      </m:r>
+                    </m:e>
+                    <m:sub>
+                      <m:r>
+                        <m:t xml:space="preserve">3</m:t>
+                      </m:r>
+                    </m:sub>
+                  </m:sSub>
+                </m:e>
+              </m:d>
+            </m:e>
+            <m:sup>
+              <m:r>
+                <m:t xml:space="preserve">2</m:t>
+              </m:r>
+            </m:sup>
+          </m:sSup>
         </m:oMath>
       </m:oMathPara>
     </w:p>
@@ -474,8 +764,152 @@
       <m:oMathPara>
         <m:oMath>
           <m:r>
-            <m:t xml:space="preserve">s+t+u = (p₁+p₂)² + (p₁−p₃)² + (p₁−p₄)²</m:t>
+            <m:t xml:space="preserve">s</m:t>
           </m:r>
+          <m:r>
+            <m:t xml:space="preserve">+</m:t>
+          </m:r>
+          <m:r>
+            <m:t xml:space="preserve">t</m:t>
+          </m:r>
+          <m:r>
+            <m:t xml:space="preserve">+</m:t>
+          </m:r>
+          <m:r>
+            <m:t xml:space="preserve">u</m:t>
+          </m:r>
+          <m:r>
+            <m:t xml:space="preserve">=</m:t>
+          </m:r>
+          <m:sSup>
+            <m:e>
+              <m:d>
+                <m:dPr/>
+                <m:e>
+                  <m:sSub>
+                    <m:e>
+                      <m:r>
+                        <m:t xml:space="preserve">p</m:t>
+                      </m:r>
+                    </m:e>
+                    <m:sub>
+                      <m:r>
+                        <m:t xml:space="preserve">1</m:t>
+                      </m:r>
+                    </m:sub>
+                  </m:sSub>
+                  <m:r>
+                    <m:t xml:space="preserve">+</m:t>
+                  </m:r>
+                  <m:sSub>
+                    <m:e>
+                      <m:r>
+                        <m:t xml:space="preserve">p</m:t>
+                      </m:r>
+                    </m:e>
+                    <m:sub>
+                      <m:r>
+                        <m:t xml:space="preserve">2</m:t>
+                      </m:r>
+                    </m:sub>
+                  </m:sSub>
+                </m:e>
+              </m:d>
+            </m:e>
+            <m:sup>
+              <m:r>
+                <m:t xml:space="preserve">2</m:t>
+              </m:r>
+            </m:sup>
+          </m:sSup>
+          <m:r>
+            <m:t xml:space="preserve">+</m:t>
+          </m:r>
+          <m:sSup>
+            <m:e>
+              <m:d>
+                <m:dPr/>
+                <m:e>
+                  <m:sSub>
+                    <m:e>
+                      <m:r>
+                        <m:t xml:space="preserve">p</m:t>
+                      </m:r>
+                    </m:e>
+                    <m:sub>
+                      <m:r>
+                        <m:t xml:space="preserve">1</m:t>
+                      </m:r>
+                    </m:sub>
+                  </m:sSub>
+                  <m:r>
+                    <m:t xml:space="preserve">−</m:t>
+                  </m:r>
+                  <m:sSub>
+                    <m:e>
+                      <m:r>
+                        <m:t xml:space="preserve">p</m:t>
+                      </m:r>
+                    </m:e>
+                    <m:sub>
+                      <m:r>
+                        <m:t xml:space="preserve">3</m:t>
+                      </m:r>
+                    </m:sub>
+                  </m:sSub>
+                </m:e>
+              </m:d>
+            </m:e>
+            <m:sup>
+              <m:r>
+                <m:t xml:space="preserve">2</m:t>
+              </m:r>
+            </m:sup>
+          </m:sSup>
+          <m:r>
+            <m:t xml:space="preserve">+</m:t>
+          </m:r>
+          <m:sSup>
+            <m:e>
+              <m:d>
+                <m:dPr/>
+                <m:e>
+                  <m:sSub>
+                    <m:e>
+                      <m:r>
+                        <m:t xml:space="preserve">p</m:t>
+                      </m:r>
+                    </m:e>
+                    <m:sub>
+                      <m:r>
+                        <m:t xml:space="preserve">1</m:t>
+                      </m:r>
+                    </m:sub>
+                  </m:sSub>
+                  <m:r>
+                    <m:t xml:space="preserve">−</m:t>
+                  </m:r>
+                  <m:sSub>
+                    <m:e>
+                      <m:r>
+                        <m:t xml:space="preserve">p</m:t>
+                      </m:r>
+                    </m:e>
+                    <m:sub>
+                      <m:r>
+                        <m:t xml:space="preserve">4</m:t>
+                      </m:r>
+                    </m:sub>
+                  </m:sSub>
+                </m:e>
+              </m:d>
+            </m:e>
+            <m:sup>
+              <m:r>
+                <m:t xml:space="preserve">2</m:t>
+              </m:r>
+            </m:sup>
+          </m:sSup>
         </m:oMath>
       </m:oMathPara>
     </w:p>
@@ -492,8 +926,100 @@
       <m:oMathPara>
         <m:oMath>
           <m:r>
-            <m:t xml:space="preserve">s+t+u = m₁² + m₂² + m₃² + m₄²</m:t>
+            <m:t xml:space="preserve">s</m:t>
           </m:r>
+          <m:r>
+            <m:t xml:space="preserve">+</m:t>
+          </m:r>
+          <m:r>
+            <m:t xml:space="preserve">t</m:t>
+          </m:r>
+          <m:r>
+            <m:t xml:space="preserve">+</m:t>
+          </m:r>
+          <m:r>
+            <m:t xml:space="preserve">u</m:t>
+          </m:r>
+          <m:r>
+            <m:t xml:space="preserve">=</m:t>
+          </m:r>
+          <m:sSubSup>
+            <m:e>
+              <m:r>
+                <m:t xml:space="preserve">m</m:t>
+              </m:r>
+            </m:e>
+            <m:sub>
+              <m:r>
+                <m:t xml:space="preserve">1</m:t>
+              </m:r>
+            </m:sub>
+            <m:sup>
+              <m:r>
+                <m:t xml:space="preserve">2</m:t>
+              </m:r>
+            </m:sup>
+          </m:sSubSup>
+          <m:r>
+            <m:t xml:space="preserve">+</m:t>
+          </m:r>
+          <m:sSubSup>
+            <m:e>
+              <m:r>
+                <m:t xml:space="preserve">m</m:t>
+              </m:r>
+            </m:e>
+            <m:sub>
+              <m:r>
+                <m:t xml:space="preserve">2</m:t>
+              </m:r>
+            </m:sub>
+            <m:sup>
+              <m:r>
+                <m:t xml:space="preserve">2</m:t>
+              </m:r>
+            </m:sup>
+          </m:sSubSup>
+          <m:r>
+            <m:t xml:space="preserve">+</m:t>
+          </m:r>
+          <m:sSubSup>
+            <m:e>
+              <m:r>
+                <m:t xml:space="preserve">m</m:t>
+              </m:r>
+            </m:e>
+            <m:sub>
+              <m:r>
+                <m:t xml:space="preserve">3</m:t>
+              </m:r>
+            </m:sub>
+            <m:sup>
+              <m:r>
+                <m:t xml:space="preserve">2</m:t>
+              </m:r>
+            </m:sup>
+          </m:sSubSup>
+          <m:r>
+            <m:t xml:space="preserve">+</m:t>
+          </m:r>
+          <m:sSubSup>
+            <m:e>
+              <m:r>
+                <m:t xml:space="preserve">m</m:t>
+              </m:r>
+            </m:e>
+            <m:sub>
+              <m:r>
+                <m:t xml:space="preserve">4</m:t>
+              </m:r>
+            </m:sub>
+            <m:sup>
+              <m:r>
+                <m:t xml:space="preserve">2</m:t>
+              </m:r>
+            </m:sup>
+          </m:sSubSup>
         </m:oMath>
       </m:oMathPara>
     </w:p>
@@ -585,14 +1111,274 @@
     </w:p>
     <w:p>
       <w:pPr>
-        <w:spacing w:before="100" w:after="160"/>
+        <w:spacing w:before="100" w:after="40"/>
         <w:jc w:val="center"/>
       </w:pPr>
       <m:oMathPara>
         <m:oMath>
+          <m:sSub>
+            <m:e>
+              <m:r>
+                <m:t xml:space="preserve">p</m:t>
+              </m:r>
+            </m:e>
+            <m:sub>
+              <m:r>
+                <m:t xml:space="preserve">1</m:t>
+              </m:r>
+            </m:sub>
+          </m:sSub>
           <m:r>
-            <m:t xml:space="preserve">p₁ = (E₁,0,0,p) , qquad p₂ = (E₂,0,0,−p) , qquad p₃ = (E₁, p sinθ, 0, p cosθ) , qquad p₄ = (E₂, −p sinθ, 0, −p cosθ)</m:t>
+            <m:t xml:space="preserve">=</m:t>
           </m:r>
+          <m:d>
+            <m:dPr/>
+            <m:e>
+              <m:sSub>
+                <m:e>
+                  <m:r>
+                    <m:t xml:space="preserve">E</m:t>
+                  </m:r>
+                </m:e>
+                <m:sub>
+                  <m:r>
+                    <m:t xml:space="preserve">1</m:t>
+                  </m:r>
+                </m:sub>
+              </m:sSub>
+              <m:r>
+                <m:t xml:space="preserve">,</m:t>
+              </m:r>
+              <m:r>
+                <m:t xml:space="preserve">0</m:t>
+              </m:r>
+              <m:r>
+                <m:t xml:space="preserve">,</m:t>
+              </m:r>
+              <m:r>
+                <m:t xml:space="preserve">0</m:t>
+              </m:r>
+              <m:r>
+                <m:t xml:space="preserve">,</m:t>
+              </m:r>
+              <m:r>
+                <m:t xml:space="preserve">p</m:t>
+              </m:r>
+            </m:e>
+          </m:d>
+        </m:oMath>
+      </m:oMathPara>
+    </w:p>
+    <w:p>
+      <w:pPr>
+        <w:spacing w:before="40" w:after="40"/>
+        <w:jc w:val="center"/>
+      </w:pPr>
+      <m:oMathPara>
+        <m:oMath>
+          <m:sSub>
+            <m:e>
+              <m:r>
+                <m:t xml:space="preserve">p</m:t>
+              </m:r>
+            </m:e>
+            <m:sub>
+              <m:r>
+                <m:t xml:space="preserve">2</m:t>
+              </m:r>
+            </m:sub>
+          </m:sSub>
+          <m:r>
+            <m:t xml:space="preserve">=</m:t>
+          </m:r>
+          <m:d>
+            <m:dPr/>
+            <m:e>
+              <m:sSub>
+                <m:e>
+                  <m:r>
+                    <m:t xml:space="preserve">E</m:t>
+                  </m:r>
+                </m:e>
+                <m:sub>
+                  <m:r>
+                    <m:t xml:space="preserve">2</m:t>
+                  </m:r>
+                </m:sub>
+              </m:sSub>
+              <m:r>
+                <m:t xml:space="preserve">,</m:t>
+              </m:r>
+              <m:r>
+                <m:t xml:space="preserve">0</m:t>
+              </m:r>
+              <m:r>
+                <m:t xml:space="preserve">,</m:t>
+              </m:r>
+              <m:r>
+                <m:t xml:space="preserve">0</m:t>
+              </m:r>
+              <m:r>
+                <m:t xml:space="preserve">,</m:t>
+              </m:r>
+              <m:r>
+                <m:t xml:space="preserve">−</m:t>
+              </m:r>
+              <m:r>
+                <m:t xml:space="preserve">p</m:t>
+              </m:r>
+            </m:e>
+          </m:d>
+        </m:oMath>
+      </m:oMathPara>
+    </w:p>
+    <w:p>
+      <w:pPr>
+        <w:spacing w:before="40" w:after="40"/>
+        <w:jc w:val="center"/>
+      </w:pPr>
+      <m:oMathPara>
+        <m:oMath>
+          <m:sSub>
+            <m:e>
+              <m:r>
+                <m:t xml:space="preserve">p</m:t>
+              </m:r>
+            </m:e>
+            <m:sub>
+              <m:r>
+                <m:t xml:space="preserve">3</m:t>
+              </m:r>
+            </m:sub>
+          </m:sSub>
+          <m:r>
+            <m:t xml:space="preserve">=</m:t>
+          </m:r>
+          <m:d>
+            <m:dPr/>
+            <m:e>
+              <m:sSub>
+                <m:e>
+                  <m:r>
+                    <m:t xml:space="preserve">E</m:t>
+                  </m:r>
+                </m:e>
+                <m:sub>
+                  <m:r>
+                    <m:t xml:space="preserve">1</m:t>
+                  </m:r>
+                </m:sub>
+              </m:sSub>
+              <m:r>
+                <m:t xml:space="preserve">,</m:t>
+              </m:r>
+              <m:r>
+                <m:t xml:space="preserve">p</m:t>
+              </m:r>
+              <m:r>
+                <m:t xml:space="preserve"> </m:t>
+              </m:r>
+              <m:r>
+                <m:t xml:space="preserve">sinθ</m:t>
+              </m:r>
+              <m:r>
+                <m:t xml:space="preserve">,</m:t>
+              </m:r>
+              <m:r>
+                <m:t xml:space="preserve">0</m:t>
+              </m:r>
+              <m:r>
+                <m:t xml:space="preserve">,</m:t>
+              </m:r>
+              <m:r>
+                <m:t xml:space="preserve">p</m:t>
+              </m:r>
+              <m:r>
+                <m:t xml:space="preserve"> </m:t>
+              </m:r>
+              <m:r>
+                <m:t xml:space="preserve">cosθ</m:t>
+              </m:r>
+            </m:e>
+          </m:d>
+        </m:oMath>
+      </m:oMathPara>
+    </w:p>
+    <w:p>
+      <w:pPr>
+        <w:spacing w:before="40" w:after="160"/>
+        <w:jc w:val="center"/>
+      </w:pPr>
+      <m:oMathPara>
+        <m:oMath>
+          <m:sSub>
+            <m:e>
+              <m:r>
+                <m:t xml:space="preserve">p</m:t>
+              </m:r>
+            </m:e>
+            <m:sub>
+              <m:r>
+                <m:t xml:space="preserve">4</m:t>
+              </m:r>
+            </m:sub>
+          </m:sSub>
+          <m:r>
+            <m:t xml:space="preserve">=</m:t>
+          </m:r>
+          <m:d>
+            <m:dPr/>
+            <m:e>
+              <m:sSub>
+                <m:e>
+                  <m:r>
+                    <m:t xml:space="preserve">E</m:t>
+                  </m:r>
+                </m:e>
+                <m:sub>
+                  <m:r>
+                    <m:t xml:space="preserve">2</m:t>
+                  </m:r>
+                </m:sub>
+              </m:sSub>
+              <m:r>
+                <m:t xml:space="preserve">,</m:t>
+              </m:r>
+              <m:r>
+                <m:t xml:space="preserve">−</m:t>
+              </m:r>
+              <m:r>
+                <m:t xml:space="preserve">p</m:t>
+              </m:r>
+              <m:r>
+                <m:t xml:space="preserve"> </m:t>
+              </m:r>
+              <m:r>
+                <m:t xml:space="preserve">sinθ</m:t>
+              </m:r>
+              <m:r>
+                <m:t xml:space="preserve">,</m:t>
+              </m:r>
+              <m:r>
+                <m:t xml:space="preserve">0</m:t>
+              </m:r>
+              <m:r>
+                <m:t xml:space="preserve">,</m:t>
+              </m:r>
+              <m:r>
+                <m:t xml:space="preserve">−</m:t>
+              </m:r>
+              <m:r>
+                <m:t xml:space="preserve">p</m:t>
+              </m:r>
+              <m:r>
+                <m:t xml:space="preserve"> </m:t>
+              </m:r>
+              <m:r>
+                <m:t xml:space="preserve">cosθ</m:t>
+              </m:r>
+            </m:e>
+          </m:d>
         </m:oMath>
       </m:oMathPara>
     </w:p>
@@ -630,8 +1416,220 @@
       <m:oMathPara>
         <m:oMath>
           <m:r>
-            <m:t xml:space="preserve">t = (p₁−p₃)² = − [ (p sinθ)² + (p−p cosθ)² ] = −p²[ sin²θ + (1−cosθ)² ] = −2p²(1−cosθ)</m:t>
+            <m:t xml:space="preserve">t</m:t>
           </m:r>
+          <m:r>
+            <m:t xml:space="preserve">=</m:t>
+          </m:r>
+          <m:sSup>
+            <m:e>
+              <m:d>
+                <m:dPr/>
+                <m:e>
+                  <m:sSub>
+                    <m:e>
+                      <m:r>
+                        <m:t xml:space="preserve">p</m:t>
+                      </m:r>
+                    </m:e>
+                    <m:sub>
+                      <m:r>
+                        <m:t xml:space="preserve">1</m:t>
+                      </m:r>
+                    </m:sub>
+                  </m:sSub>
+                  <m:r>
+                    <m:t xml:space="preserve">−</m:t>
+                  </m:r>
+                  <m:sSub>
+                    <m:e>
+                      <m:r>
+                        <m:t xml:space="preserve">p</m:t>
+                      </m:r>
+                    </m:e>
+                    <m:sub>
+                      <m:r>
+                        <m:t xml:space="preserve">3</m:t>
+                      </m:r>
+                    </m:sub>
+                  </m:sSub>
+                </m:e>
+              </m:d>
+            </m:e>
+            <m:sup>
+              <m:r>
+                <m:t xml:space="preserve">2</m:t>
+              </m:r>
+            </m:sup>
+          </m:sSup>
+          <m:r>
+            <m:t xml:space="preserve">=</m:t>
+          </m:r>
+          <m:r>
+            <m:t xml:space="preserve">−</m:t>
+          </m:r>
+          <m:d>
+            <m:dPr>
+              <m:begChr m:val="["/>
+              <m:endChr m:val="]"/>
+            </m:dPr>
+            <m:e>
+              <m:sSup>
+                <m:e>
+                  <m:d>
+                    <m:dPr/>
+                    <m:e>
+                      <m:r>
+                        <m:t xml:space="preserve">p</m:t>
+                      </m:r>
+                      <m:r>
+                        <m:t xml:space="preserve"> </m:t>
+                      </m:r>
+                      <m:r>
+                        <m:t xml:space="preserve">sinθ</m:t>
+                      </m:r>
+                    </m:e>
+                  </m:d>
+                </m:e>
+                <m:sup>
+                  <m:r>
+                    <m:t xml:space="preserve">2</m:t>
+                  </m:r>
+                </m:sup>
+              </m:sSup>
+              <m:r>
+                <m:t xml:space="preserve">+</m:t>
+              </m:r>
+              <m:sSup>
+                <m:e>
+                  <m:d>
+                    <m:dPr/>
+                    <m:e>
+                      <m:r>
+                        <m:t xml:space="preserve">p</m:t>
+                      </m:r>
+                      <m:r>
+                        <m:t xml:space="preserve">−</m:t>
+                      </m:r>
+                      <m:r>
+                        <m:t xml:space="preserve">p</m:t>
+                      </m:r>
+                      <m:r>
+                        <m:t xml:space="preserve"> </m:t>
+                      </m:r>
+                      <m:r>
+                        <m:t xml:space="preserve">cosθ</m:t>
+                      </m:r>
+                    </m:e>
+                  </m:d>
+                </m:e>
+                <m:sup>
+                  <m:r>
+                    <m:t xml:space="preserve">2</m:t>
+                  </m:r>
+                </m:sup>
+              </m:sSup>
+            </m:e>
+          </m:d>
+          <m:r>
+            <m:t xml:space="preserve">=</m:t>
+          </m:r>
+          <m:r>
+            <m:t xml:space="preserve">−</m:t>
+          </m:r>
+          <m:sSup>
+            <m:e>
+              <m:r>
+                <m:t xml:space="preserve">p</m:t>
+              </m:r>
+            </m:e>
+            <m:sup>
+              <m:r>
+                <m:t xml:space="preserve">2</m:t>
+              </m:r>
+            </m:sup>
+          </m:sSup>
+          <m:d>
+            <m:dPr>
+              <m:begChr m:val="["/>
+              <m:endChr m:val="]"/>
+            </m:dPr>
+            <m:e>
+              <m:sSup>
+                <m:e>
+                  <m:r>
+                    <m:t xml:space="preserve">sin</m:t>
+                  </m:r>
+                </m:e>
+                <m:sup>
+                  <m:r>
+                    <m:t xml:space="preserve">2</m:t>
+                  </m:r>
+                </m:sup>
+              </m:sSup>
+              <m:r>
+                <m:t xml:space="preserve">θ</m:t>
+              </m:r>
+              <m:r>
+                <m:t xml:space="preserve">+</m:t>
+              </m:r>
+              <m:sSup>
+                <m:e>
+                  <m:d>
+                    <m:dPr/>
+                    <m:e>
+                      <m:r>
+                        <m:t xml:space="preserve">1</m:t>
+                      </m:r>
+                      <m:r>
+                        <m:t xml:space="preserve">−</m:t>
+                      </m:r>
+                      <m:r>
+                        <m:t xml:space="preserve">cosθ</m:t>
+                      </m:r>
+                    </m:e>
+                  </m:d>
+                </m:e>
+                <m:sup>
+                  <m:r>
+                    <m:t xml:space="preserve">2</m:t>
+                  </m:r>
+                </m:sup>
+              </m:sSup>
+            </m:e>
+          </m:d>
+          <m:r>
+            <m:t xml:space="preserve">=</m:t>
+          </m:r>
+          <m:r>
+            <m:t xml:space="preserve">−</m:t>
+          </m:r>
+          <m:sSup>
+            <m:e>
+              <m:r>
+                <m:t xml:space="preserve">2p</m:t>
+              </m:r>
+            </m:e>
+            <m:sup>
+              <m:r>
+                <m:t xml:space="preserve">2</m:t>
+              </m:r>
+            </m:sup>
+          </m:sSup>
+          <m:d>
+            <m:dPr/>
+            <m:e>
+              <m:r>
+                <m:t xml:space="preserve">1</m:t>
+              </m:r>
+              <m:r>
+                <m:t xml:space="preserve">−</m:t>
+              </m:r>
+              <m:r>
+                <m:t xml:space="preserve">cosθ</m:t>
+              </m:r>
+            </m:e>
+          </m:d>
         </m:oMath>
       </m:oMathPara>
     </w:p>
@@ -989,8 +1987,139 @@
       </w:pPr>
       <m:oMathPara>
         <m:oMath>
+          <m:sSup>
+            <m:e>
+              <m:r>
+                <m:t xml:space="preserve">16m</m:t>
+              </m:r>
+            </m:e>
+            <m:sup>
+              <m:r>
+                <m:t xml:space="preserve">2</m:t>
+              </m:r>
+            </m:sup>
+          </m:sSup>
           <m:r>
-            <m:t xml:space="preserve">16m² − 8p′·p = 16m² − 8(m²−t/2) = 16m² − 8m² + 4t = 8m² + 4t</m:t>
+            <m:t xml:space="preserve">−</m:t>
+          </m:r>
+          <m:r>
+            <m:t xml:space="preserve">8p′</m:t>
+          </m:r>
+          <m:r>
+            <m:t xml:space="preserve">·</m:t>
+          </m:r>
+          <m:r>
+            <m:t xml:space="preserve">p</m:t>
+          </m:r>
+          <m:r>
+            <m:t xml:space="preserve">=</m:t>
+          </m:r>
+          <m:sSup>
+            <m:e>
+              <m:r>
+                <m:t xml:space="preserve">16m</m:t>
+              </m:r>
+            </m:e>
+            <m:sup>
+              <m:r>
+                <m:t xml:space="preserve">2</m:t>
+              </m:r>
+            </m:sup>
+          </m:sSup>
+          <m:r>
+            <m:t xml:space="preserve">−</m:t>
+          </m:r>
+          <m:r>
+            <m:t xml:space="preserve">8</m:t>
+          </m:r>
+          <m:d>
+            <m:dPr/>
+            <m:e>
+              <m:sSup>
+                <m:e>
+                  <m:r>
+                    <m:t xml:space="preserve">m</m:t>
+                  </m:r>
+                </m:e>
+                <m:sup>
+                  <m:r>
+                    <m:t xml:space="preserve">2</m:t>
+                  </m:r>
+                </m:sup>
+              </m:sSup>
+              <m:r>
+                <m:t xml:space="preserve">−</m:t>
+              </m:r>
+              <m:f>
+                <m:num>
+                  <m:r>
+                    <m:t xml:space="preserve">t</m:t>
+                  </m:r>
+                </m:num>
+                <m:den>
+                  <m:r>
+                    <m:t xml:space="preserve">2</m:t>
+                  </m:r>
+                </m:den>
+              </m:f>
+            </m:e>
+          </m:d>
+          <m:r>
+            <m:t xml:space="preserve">=</m:t>
+          </m:r>
+          <m:sSup>
+            <m:e>
+              <m:r>
+                <m:t xml:space="preserve">16m</m:t>
+              </m:r>
+            </m:e>
+            <m:sup>
+              <m:r>
+                <m:t xml:space="preserve">2</m:t>
+              </m:r>
+            </m:sup>
+          </m:sSup>
+          <m:r>
+            <m:t xml:space="preserve">−</m:t>
+          </m:r>
+          <m:sSup>
+            <m:e>
+              <m:r>
+                <m:t xml:space="preserve">8m</m:t>
+              </m:r>
+            </m:e>
+            <m:sup>
+              <m:r>
+                <m:t xml:space="preserve">2</m:t>
+              </m:r>
+            </m:sup>
+          </m:sSup>
+          <m:r>
+            <m:t xml:space="preserve">+</m:t>
+          </m:r>
+          <m:r>
+            <m:t xml:space="preserve">4t</m:t>
+          </m:r>
+          <m:r>
+            <m:t xml:space="preserve">=</m:t>
+          </m:r>
+          <m:sSup>
+            <m:e>
+              <m:r>
+                <m:t xml:space="preserve">8m</m:t>
+              </m:r>
+            </m:e>
+            <m:sup>
+              <m:r>
+                <m:t xml:space="preserve">2</m:t>
+              </m:r>
+            </m:sup>
+          </m:sSup>
+          <m:r>
+            <m:t xml:space="preserve">+</m:t>
+          </m:r>
+          <m:r>
+            <m:t xml:space="preserve">4t</m:t>
           </m:r>
         </m:oMath>
       </m:oMathPara>
